--- a/01-tavares-claims-grc-program/artifacts/security_policy.docx
+++ b/01-tavares-claims-grc-program/artifacts/security_policy.docx
@@ -63,7 +63,7 @@
           <w:sz w:val="20"/>
           <w:szCs w:val="20"/>
         </w:rPr>
-        <w:t>Classification: Internal | Effective Date: 2026-03-20 | Next Scheduled Review: 2027-02-01</w:t>
+        <w:t>Classification: Internal | Effective Date: 2026-03-20 | Next Scheduled Review: 2027-03-19</w:t>
       </w:r>
     </w:p>
     <w:p>
@@ -1096,7 +1096,7 @@
                 <w:sz w:val="20"/>
                 <w:szCs w:val="20"/>
               </w:rPr>
-              <w:t xml:space="preserve">2025-06-01</w:t>
+              <w:t>2025-06-02</w:t>
             </w:r>
           </w:p>
         </w:tc>
@@ -1190,7 +1190,7 @@
                 <w:sz w:val="20"/>
                 <w:szCs w:val="20"/>
               </w:rPr>
-              <w:t xml:space="preserve">2025-11-15</w:t>
+              <w:t>2025-11-21</w:t>
             </w:r>
           </w:p>
         </w:tc>
@@ -1284,7 +1284,7 @@
                 <w:sz w:val="20"/>
                 <w:szCs w:val="20"/>
               </w:rPr>
-              <w:t xml:space="preserve">2026-02-01</w:t>
+              <w:t>2026-02-02</w:t>
             </w:r>
           </w:p>
         </w:tc>
